--- a/CLoud_distribution.docx
+++ b/CLoud_distribution.docx
@@ -1,6 +1,6 @@
 
 <file path=word/document.xml><?xml version="1.0" encoding="utf-8"?>
-<w:document xmlns:wpc="http://schemas.microsoft.com/office/word/2010/wordprocessingCanvas" xmlns:cx="http://schemas.microsoft.com/office/drawing/2014/chartex" xmlns:cx1="http://schemas.microsoft.com/office/drawing/2015/9/8/chartex" xmlns:cx2="http://schemas.microsoft.com/office/drawing/2015/10/21/chartex" xmlns:cx3="http://schemas.microsoft.com/office/drawing/2016/5/9/chartex" xmlns:cx4="http://schemas.microsoft.com/office/drawing/2016/5/10/chartex" xmlns:cx5="http://schemas.microsoft.com/office/drawing/2016/5/11/chartex" xmlns:cx6="http://schemas.microsoft.com/office/drawing/2016/5/12/chartex" xmlns:cx7="http://schemas.microsoft.com/office/drawing/2016/5/13/chartex" xmlns:cx8="http://schemas.microsoft.com/office/drawing/2016/5/14/chartex" xmlns:mc="http://schemas.openxmlformats.org/markup-compatibility/2006" xmlns:aink="http://schemas.microsoft.com/office/drawing/2016/ink" xmlns:am3d="http://schemas.microsoft.com/office/drawing/2017/model3d" xmlns:o="urn:schemas-microsoft-com:office:office" xmlns:oel="http://schemas.microsoft.com/office/2019/extlst" xmlns:r="http://schemas.openxmlformats.org/officeDocument/2006/relationships" xmlns:m="http://schemas.openxmlformats.org/officeDocument/2006/math" xmlns:v="urn:schemas-microsoft-com:vml" xmlns:wp14="http://schemas.microsoft.com/office/word/2010/wordprocessingDrawing" xmlns:wp="http://schemas.openxmlformats.org/drawingml/2006/wordprocessingDrawing" xmlns:w10="urn:schemas-microsoft-com:office:word" xmlns:w="http://schemas.openxmlformats.org/wordprocessingml/2006/main" xmlns:w14="http://schemas.microsoft.com/office/word/2010/wordml" xmlns:w15="http://schemas.microsoft.com/office/word/2012/wordml" xmlns:w16cex="http://schemas.microsoft.com/office/word/2018/wordml/cex" xmlns:w16cid="http://schemas.microsoft.com/office/word/2016/wordml/cid" xmlns:w16="http://schemas.microsoft.com/office/word/2018/wordml" xmlns:w16du="http://schemas.microsoft.com/office/word/2023/wordml/word16du" xmlns:w16sdtdh="http://schemas.microsoft.com/office/word/2020/wordml/sdtdatahash" xmlns:w16se="http://schemas.microsoft.com/office/word/2015/wordml/symex" xmlns:wpg="http://schemas.microsoft.com/office/word/2010/wordprocessingGroup" xmlns:wpi="http://schemas.microsoft.com/office/word/2010/wordprocessingInk" xmlns:wne="http://schemas.microsoft.com/office/word/2006/wordml" xmlns:wps="http://schemas.microsoft.com/office/word/2010/wordprocessingShape" mc:Ignorable="w14 w15 w16se w16cid w16 w16cex w16sdtdh w16du wp14">
+<w:document xmlns:wpc="http://schemas.microsoft.com/office/word/2010/wordprocessingCanvas" xmlns:cx="http://schemas.microsoft.com/office/drawing/2014/chartex" xmlns:cx1="http://schemas.microsoft.com/office/drawing/2015/9/8/chartex" xmlns:cx2="http://schemas.microsoft.com/office/drawing/2015/10/21/chartex" xmlns:cx3="http://schemas.microsoft.com/office/drawing/2016/5/9/chartex" xmlns:cx4="http://schemas.microsoft.com/office/drawing/2016/5/10/chartex" xmlns:cx5="http://schemas.microsoft.com/office/drawing/2016/5/11/chartex" xmlns:cx6="http://schemas.microsoft.com/office/drawing/2016/5/12/chartex" xmlns:cx7="http://schemas.microsoft.com/office/drawing/2016/5/13/chartex" xmlns:cx8="http://schemas.microsoft.com/office/drawing/2016/5/14/chartex" xmlns:mc="http://schemas.openxmlformats.org/markup-compatibility/2006" xmlns:aink="http://schemas.microsoft.com/office/drawing/2016/ink" xmlns:am3d="http://schemas.microsoft.com/office/drawing/2017/model3d" xmlns:o="urn:schemas-microsoft-com:office:office" xmlns:oel="http://schemas.microsoft.com/office/2019/extlst" xmlns:r="http://schemas.openxmlformats.org/officeDocument/2006/relationships" xmlns:m="http://schemas.openxmlformats.org/officeDocument/2006/math" xmlns:v="urn:schemas-microsoft-com:vml" xmlns:wp14="http://schemas.microsoft.com/office/word/2010/wordprocessingDrawing" xmlns:wp="http://schemas.openxmlformats.org/drawingml/2006/wordprocessingDrawing" xmlns:w10="urn:schemas-microsoft-com:office:word" xmlns:w="http://schemas.openxmlformats.org/wordprocessingml/2006/main" xmlns:w14="http://schemas.microsoft.com/office/word/2010/wordml" xmlns:w15="http://schemas.microsoft.com/office/word/2012/wordml" xmlns:w16cex="http://schemas.microsoft.com/office/word/2018/wordml/cex" xmlns:w16cid="http://schemas.microsoft.com/office/word/2016/wordml/cid" xmlns:w16="http://schemas.microsoft.com/office/word/2018/wordml" xmlns:w16du="http://schemas.microsoft.com/office/word/2023/wordml/word16du" xmlns:w16sdtdh="http://schemas.microsoft.com/office/word/2020/wordml/sdtdatahash" xmlns:w16sdtfl="http://schemas.microsoft.com/office/word/2024/wordml/sdtformatlock" xmlns:w16se="http://schemas.microsoft.com/office/word/2015/wordml/symex" xmlns:wpg="http://schemas.microsoft.com/office/word/2010/wordprocessingGroup" xmlns:wpi="http://schemas.microsoft.com/office/word/2010/wordprocessingInk" xmlns:wne="http://schemas.microsoft.com/office/word/2006/wordml" xmlns:wps="http://schemas.microsoft.com/office/word/2010/wordprocessingShape" mc:Ignorable="w14 w15 w16se w16cid w16 w16cex w16sdtdh w16sdtfl w16du wp14">
   <w:body>
     <w:p>
       <w:pPr>
@@ -25,12 +25,6 @@
     </w:p>
     <w:p>
       <w:pPr>
-        <w:spacing w:after="60"/>
-        <w:jc w:val="center"/>
-      </w:pPr>
-    </w:p>
-    <w:p>
-      <w:pPr>
         <w:spacing w:after="40"/>
         <w:jc w:val="center"/>
         <w:rPr>
@@ -59,43 +53,7 @@
           <w:sz w:val="24"/>
           <w:szCs w:val="24"/>
         </w:rPr>
-        <w:t xml:space="preserve">BITE412L — Cloud Computing </w:t>
-      </w:r>
-      <w:proofErr w:type="gramStart"/>
-      <w:r>
-        <w:rPr>
-          <w:color w:val="555555"/>
-          <w:sz w:val="24"/>
-          <w:szCs w:val="24"/>
-        </w:rPr>
-        <w:t>|  Course</w:t>
-      </w:r>
-      <w:proofErr w:type="gramEnd"/>
-      <w:r>
-        <w:rPr>
-          <w:color w:val="555555"/>
-          <w:sz w:val="24"/>
-          <w:szCs w:val="24"/>
-        </w:rPr>
-        <w:t xml:space="preserve"> Instructor: </w:t>
-      </w:r>
-      <w:proofErr w:type="spellStart"/>
-      <w:r>
-        <w:rPr>
-          <w:color w:val="555555"/>
-          <w:sz w:val="24"/>
-          <w:szCs w:val="24"/>
-        </w:rPr>
-        <w:t>Dr.</w:t>
-      </w:r>
-      <w:proofErr w:type="spellEnd"/>
-      <w:r>
-        <w:rPr>
-          <w:color w:val="555555"/>
-          <w:sz w:val="24"/>
-          <w:szCs w:val="24"/>
-        </w:rPr>
-        <w:t xml:space="preserve"> Priya V</w:t>
+        <w:t>BITE412L — Cloud Computing | Course Instructor: Dr. Priya V</w:t>
       </w:r>
     </w:p>
     <w:p>
@@ -118,7 +76,13 @@
         <w:jc w:val="both"/>
       </w:pPr>
       <w:r>
-        <w:t>This system ingests emotional signals from three sources (wearable physiological data, voice, and text), fuses them into a single emotional-state prediction, and alerts a clinician if a risk pattern is detected — entirely through Azure managed services, with no hosted website.</w:t>
+        <w:t>This system ingests emotional signals from three sources (wearable physiological data, voice, and text), fuses them into a single emotional-state prediction, and alerts a clinician if a risk pattern is detected</w:t>
+      </w:r>
+      <w:r>
+        <w:t>,</w:t>
+      </w:r>
+      <w:r>
+        <w:t xml:space="preserve"> entirely through Azure managed services, with no hosted website.</w:t>
       </w:r>
     </w:p>
     <w:p>
@@ -148,12 +112,6 @@
         <w:gridCol w:w="9500"/>
       </w:tblGrid>
       <w:tr>
-        <w:tblPrEx>
-          <w:tblCellMar>
-            <w:top w:w="0" w:type="dxa"/>
-            <w:bottom w:w="0" w:type="dxa"/>
-          </w:tblCellMar>
-        </w:tblPrEx>
         <w:tc>
           <w:tcPr>
             <w:tcW w:w="0" w:type="auto"/>
@@ -362,25 +320,7 @@
                 <w:sz w:val="18"/>
                 <w:szCs w:val="18"/>
               </w:rPr>
-              <w:t xml:space="preserve">Cross-cutting: Microsoft </w:t>
-            </w:r>
-            <w:proofErr w:type="spellStart"/>
-            <w:r>
-              <w:rPr>
-                <w:rFonts w:ascii="Consolas" w:eastAsia="Consolas" w:hAnsi="Consolas" w:cs="Consolas"/>
-                <w:sz w:val="18"/>
-                <w:szCs w:val="18"/>
-              </w:rPr>
-              <w:t>Entra</w:t>
-            </w:r>
-            <w:proofErr w:type="spellEnd"/>
-            <w:r>
-              <w:rPr>
-                <w:rFonts w:ascii="Consolas" w:eastAsia="Consolas" w:hAnsi="Consolas" w:cs="Consolas"/>
-                <w:sz w:val="18"/>
-                <w:szCs w:val="18"/>
-              </w:rPr>
-              <w:t xml:space="preserve"> ID (auth) | Azure Key Vault (secrets) | Azure Monitor (logging)</w:t>
+              <w:t>Cross-cutting: Microsoft Entra ID (auth) | Azure Key Vault (secrets) | Azure Monitor (logging)</w:t>
             </w:r>
           </w:p>
         </w:tc>
@@ -411,7 +351,23 @@
           <w:bCs/>
           <w:color w:val="000000"/>
         </w:rPr>
-        <w:t>Student A — Model &amp; Intelligence</w:t>
+        <w:t>Nandini Goyal -</w:t>
+      </w:r>
+      <w:r>
+        <w:rPr>
+          <w:b/>
+          <w:bCs/>
+          <w:color w:val="000000"/>
+        </w:rPr>
+        <w:t xml:space="preserve"> Model &amp; Intelligence</w:t>
+      </w:r>
+      <w:r>
+        <w:rPr>
+          <w:b/>
+          <w:bCs/>
+          <w:color w:val="000000"/>
+        </w:rPr>
+        <w:t xml:space="preserve"> </w:t>
       </w:r>
     </w:p>
     <w:p>
@@ -445,12 +401,6 @@
         <w:gridCol w:w="7100"/>
       </w:tblGrid>
       <w:tr>
-        <w:tblPrEx>
-          <w:tblCellMar>
-            <w:top w:w="0" w:type="dxa"/>
-            <w:bottom w:w="0" w:type="dxa"/>
-          </w:tblCellMar>
-        </w:tblPrEx>
         <w:trPr>
           <w:tblHeader/>
         </w:trPr>
@@ -504,12 +454,6 @@
         </w:tc>
       </w:tr>
       <w:tr>
-        <w:tblPrEx>
-          <w:tblCellMar>
-            <w:top w:w="0" w:type="dxa"/>
-            <w:bottom w:w="0" w:type="dxa"/>
-          </w:tblCellMar>
-        </w:tblPrEx>
         <w:tc>
           <w:tcPr>
             <w:tcW w:w="2400" w:type="dxa"/>
@@ -554,12 +498,6 @@
         </w:tc>
       </w:tr>
       <w:tr>
-        <w:tblPrEx>
-          <w:tblCellMar>
-            <w:top w:w="0" w:type="dxa"/>
-            <w:bottom w:w="0" w:type="dxa"/>
-          </w:tblCellMar>
-        </w:tblPrEx>
         <w:tc>
           <w:tcPr>
             <w:tcW w:w="2400" w:type="dxa"/>
@@ -604,12 +542,6 @@
         </w:tc>
       </w:tr>
       <w:tr>
-        <w:tblPrEx>
-          <w:tblCellMar>
-            <w:top w:w="0" w:type="dxa"/>
-            <w:bottom w:w="0" w:type="dxa"/>
-          </w:tblCellMar>
-        </w:tblPrEx>
         <w:tc>
           <w:tcPr>
             <w:tcW w:w="2400" w:type="dxa"/>
@@ -654,12 +586,6 @@
         </w:tc>
       </w:tr>
       <w:tr>
-        <w:tblPrEx>
-          <w:tblCellMar>
-            <w:top w:w="0" w:type="dxa"/>
-            <w:bottom w:w="0" w:type="dxa"/>
-          </w:tblCellMar>
-        </w:tblPrEx>
         <w:tc>
           <w:tcPr>
             <w:tcW w:w="2400" w:type="dxa"/>
@@ -704,12 +630,6 @@
         </w:tc>
       </w:tr>
       <w:tr>
-        <w:tblPrEx>
-          <w:tblCellMar>
-            <w:top w:w="0" w:type="dxa"/>
-            <w:bottom w:w="0" w:type="dxa"/>
-          </w:tblCellMar>
-        </w:tblPrEx>
         <w:tc>
           <w:tcPr>
             <w:tcW w:w="2400" w:type="dxa"/>
@@ -754,12 +674,6 @@
         </w:tc>
       </w:tr>
       <w:tr>
-        <w:tblPrEx>
-          <w:tblCellMar>
-            <w:top w:w="0" w:type="dxa"/>
-            <w:bottom w:w="0" w:type="dxa"/>
-          </w:tblCellMar>
-        </w:tblPrEx>
         <w:tc>
           <w:tcPr>
             <w:tcW w:w="2400" w:type="dxa"/>
@@ -777,7 +691,6 @@
                 <w:sz w:val="19"/>
                 <w:szCs w:val="19"/>
               </w:rPr>
-              <w:lastRenderedPageBreak/>
               <w:t>GitHub branch</w:t>
             </w:r>
           </w:p>
@@ -805,17 +718,6 @@
         </w:tc>
       </w:tr>
     </w:tbl>
-    <w:p>
-      <w:pPr>
-        <w:pStyle w:val="Heading2"/>
-        <w:spacing w:before="260" w:after="110"/>
-        <w:rPr>
-          <w:b/>
-          <w:bCs/>
-          <w:color w:val="000000"/>
-        </w:rPr>
-      </w:pPr>
-    </w:p>
     <w:p>
       <w:pPr>
         <w:pStyle w:val="Heading2"/>
@@ -827,7 +729,32 @@
           <w:bCs/>
           <w:color w:val="000000"/>
         </w:rPr>
-        <w:t>Student B — Pipeline &amp; Infrastructure</w:t>
+        <w:lastRenderedPageBreak/>
+        <w:t>Netal Agarwal</w:t>
+      </w:r>
+      <w:r>
+        <w:rPr>
+          <w:b/>
+          <w:bCs/>
+          <w:color w:val="000000"/>
+        </w:rPr>
+        <w:t xml:space="preserve"> </w:t>
+      </w:r>
+      <w:r>
+        <w:rPr>
+          <w:b/>
+          <w:bCs/>
+          <w:color w:val="000000"/>
+        </w:rPr>
+        <w:t>-</w:t>
+      </w:r>
+      <w:r>
+        <w:rPr>
+          <w:b/>
+          <w:bCs/>
+          <w:color w:val="000000"/>
+        </w:rPr>
+        <w:t xml:space="preserve"> Pipeline &amp; Infrastructure</w:t>
       </w:r>
     </w:p>
     <w:p>
@@ -861,12 +788,6 @@
         <w:gridCol w:w="7100"/>
       </w:tblGrid>
       <w:tr>
-        <w:tblPrEx>
-          <w:tblCellMar>
-            <w:top w:w="0" w:type="dxa"/>
-            <w:bottom w:w="0" w:type="dxa"/>
-          </w:tblCellMar>
-        </w:tblPrEx>
         <w:trPr>
           <w:tblHeader/>
         </w:trPr>
@@ -920,12 +841,6 @@
         </w:tc>
       </w:tr>
       <w:tr>
-        <w:tblPrEx>
-          <w:tblCellMar>
-            <w:top w:w="0" w:type="dxa"/>
-            <w:bottom w:w="0" w:type="dxa"/>
-          </w:tblCellMar>
-        </w:tblPrEx>
         <w:tc>
           <w:tcPr>
             <w:tcW w:w="2400" w:type="dxa"/>
@@ -970,12 +885,6 @@
         </w:tc>
       </w:tr>
       <w:tr>
-        <w:tblPrEx>
-          <w:tblCellMar>
-            <w:top w:w="0" w:type="dxa"/>
-            <w:bottom w:w="0" w:type="dxa"/>
-          </w:tblCellMar>
-        </w:tblPrEx>
         <w:tc>
           <w:tcPr>
             <w:tcW w:w="2400" w:type="dxa"/>
@@ -1020,12 +929,6 @@
         </w:tc>
       </w:tr>
       <w:tr>
-        <w:tblPrEx>
-          <w:tblCellMar>
-            <w:top w:w="0" w:type="dxa"/>
-            <w:bottom w:w="0" w:type="dxa"/>
-          </w:tblCellMar>
-        </w:tblPrEx>
         <w:tc>
           <w:tcPr>
             <w:tcW w:w="2400" w:type="dxa"/>
@@ -1070,12 +973,6 @@
         </w:tc>
       </w:tr>
       <w:tr>
-        <w:tblPrEx>
-          <w:tblCellMar>
-            <w:top w:w="0" w:type="dxa"/>
-            <w:bottom w:w="0" w:type="dxa"/>
-          </w:tblCellMar>
-        </w:tblPrEx>
         <w:tc>
           <w:tcPr>
             <w:tcW w:w="2400" w:type="dxa"/>
@@ -1120,12 +1017,6 @@
         </w:tc>
       </w:tr>
       <w:tr>
-        <w:tblPrEx>
-          <w:tblCellMar>
-            <w:top w:w="0" w:type="dxa"/>
-            <w:bottom w:w="0" w:type="dxa"/>
-          </w:tblCellMar>
-        </w:tblPrEx>
         <w:tc>
           <w:tcPr>
             <w:tcW w:w="2400" w:type="dxa"/>
@@ -1170,12 +1061,6 @@
         </w:tc>
       </w:tr>
       <w:tr>
-        <w:tblPrEx>
-          <w:tblCellMar>
-            <w:top w:w="0" w:type="dxa"/>
-            <w:bottom w:w="0" w:type="dxa"/>
-          </w:tblCellMar>
-        </w:tblPrEx>
         <w:tc>
           <w:tcPr>
             <w:tcW w:w="2400" w:type="dxa"/>
@@ -1231,7 +1116,15 @@
           <w:bCs/>
           <w:color w:val="000000"/>
         </w:rPr>
-        <w:t>Student C — Security, Alerts &amp; Dashboard</w:t>
+        <w:t>Khwaish Agarwala -</w:t>
+      </w:r>
+      <w:r>
+        <w:rPr>
+          <w:b/>
+          <w:bCs/>
+          <w:color w:val="000000"/>
+        </w:rPr>
+        <w:t xml:space="preserve"> Security, Alerts &amp; Dashboard</w:t>
       </w:r>
     </w:p>
     <w:p>
@@ -1265,12 +1158,6 @@
         <w:gridCol w:w="7100"/>
       </w:tblGrid>
       <w:tr>
-        <w:tblPrEx>
-          <w:tblCellMar>
-            <w:top w:w="0" w:type="dxa"/>
-            <w:bottom w:w="0" w:type="dxa"/>
-          </w:tblCellMar>
-        </w:tblPrEx>
         <w:trPr>
           <w:tblHeader/>
         </w:trPr>
@@ -1324,12 +1211,6 @@
         </w:tc>
       </w:tr>
       <w:tr>
-        <w:tblPrEx>
-          <w:tblCellMar>
-            <w:top w:w="0" w:type="dxa"/>
-            <w:bottom w:w="0" w:type="dxa"/>
-          </w:tblCellMar>
-        </w:tblPrEx>
         <w:tc>
           <w:tcPr>
             <w:tcW w:w="2400" w:type="dxa"/>
@@ -1368,34 +1249,12 @@
                 <w:sz w:val="19"/>
                 <w:szCs w:val="19"/>
               </w:rPr>
-              <w:t xml:space="preserve">Configure Microsoft </w:t>
-            </w:r>
-            <w:proofErr w:type="spellStart"/>
-            <w:r>
-              <w:rPr>
-                <w:sz w:val="19"/>
-                <w:szCs w:val="19"/>
-              </w:rPr>
-              <w:t>Entra</w:t>
-            </w:r>
-            <w:proofErr w:type="spellEnd"/>
-            <w:r>
-              <w:rPr>
-                <w:sz w:val="19"/>
-                <w:szCs w:val="19"/>
-              </w:rPr>
-              <w:t xml:space="preserve"> ID roles (patient vs. clinician), Azure Key Vault secrets, Blob Storage encryption at rest; build the trend/risk-detection Function; wire Service Bus → Notification Hubs alerting</w:t>
+              <w:t>Configure Microsoft Entra ID roles (patient vs. clinician), Azure Key Vault secrets, Blob Storage encryption at rest; build the trend/risk-detection Function; wire Service Bus → Notification Hubs alerting</w:t>
             </w:r>
           </w:p>
         </w:tc>
       </w:tr>
       <w:tr>
-        <w:tblPrEx>
-          <w:tblCellMar>
-            <w:top w:w="0" w:type="dxa"/>
-            <w:bottom w:w="0" w:type="dxa"/>
-          </w:tblCellMar>
-        </w:tblPrEx>
         <w:tc>
           <w:tcPr>
             <w:tcW w:w="2400" w:type="dxa"/>
@@ -1440,12 +1299,6 @@
         </w:tc>
       </w:tr>
       <w:tr>
-        <w:tblPrEx>
-          <w:tblCellMar>
-            <w:top w:w="0" w:type="dxa"/>
-            <w:bottom w:w="0" w:type="dxa"/>
-          </w:tblCellMar>
-        </w:tblPrEx>
         <w:tc>
           <w:tcPr>
             <w:tcW w:w="2400" w:type="dxa"/>
@@ -1490,12 +1343,6 @@
         </w:tc>
       </w:tr>
       <w:tr>
-        <w:tblPrEx>
-          <w:tblCellMar>
-            <w:top w:w="0" w:type="dxa"/>
-            <w:bottom w:w="0" w:type="dxa"/>
-          </w:tblCellMar>
-        </w:tblPrEx>
         <w:tc>
           <w:tcPr>
             <w:tcW w:w="2400" w:type="dxa"/>
@@ -1540,12 +1387,6 @@
         </w:tc>
       </w:tr>
       <w:tr>
-        <w:tblPrEx>
-          <w:tblCellMar>
-            <w:top w:w="0" w:type="dxa"/>
-            <w:bottom w:w="0" w:type="dxa"/>
-          </w:tblCellMar>
-        </w:tblPrEx>
         <w:tc>
           <w:tcPr>
             <w:tcW w:w="2400" w:type="dxa"/>
@@ -1590,12 +1431,6 @@
         </w:tc>
       </w:tr>
       <w:tr>
-        <w:tblPrEx>
-          <w:tblCellMar>
-            <w:top w:w="0" w:type="dxa"/>
-            <w:bottom w:w="0" w:type="dxa"/>
-          </w:tblCellMar>
-        </w:tblPrEx>
         <w:tc>
           <w:tcPr>
             <w:tcW w:w="2400" w:type="dxa"/>
@@ -1676,12 +1511,6 @@
         <w:gridCol w:w="6300"/>
       </w:tblGrid>
       <w:tr>
-        <w:tblPrEx>
-          <w:tblCellMar>
-            <w:top w:w="0" w:type="dxa"/>
-            <w:bottom w:w="0" w:type="dxa"/>
-          </w:tblCellMar>
-        </w:tblPrEx>
         <w:trPr>
           <w:tblHeader/>
         </w:trPr>
@@ -1735,12 +1564,6 @@
         </w:tc>
       </w:tr>
       <w:tr>
-        <w:tblPrEx>
-          <w:tblCellMar>
-            <w:top w:w="0" w:type="dxa"/>
-            <w:bottom w:w="0" w:type="dxa"/>
-          </w:tblCellMar>
-        </w:tblPrEx>
         <w:tc>
           <w:tcPr>
             <w:tcW w:w="3200" w:type="dxa"/>
@@ -1785,12 +1608,6 @@
         </w:tc>
       </w:tr>
       <w:tr>
-        <w:tblPrEx>
-          <w:tblCellMar>
-            <w:top w:w="0" w:type="dxa"/>
-            <w:bottom w:w="0" w:type="dxa"/>
-          </w:tblCellMar>
-        </w:tblPrEx>
         <w:tc>
           <w:tcPr>
             <w:tcW w:w="3200" w:type="dxa"/>
@@ -1835,12 +1652,6 @@
         </w:tc>
       </w:tr>
       <w:tr>
-        <w:tblPrEx>
-          <w:tblCellMar>
-            <w:top w:w="0" w:type="dxa"/>
-            <w:bottom w:w="0" w:type="dxa"/>
-          </w:tblCellMar>
-        </w:tblPrEx>
         <w:tc>
           <w:tcPr>
             <w:tcW w:w="3200" w:type="dxa"/>
@@ -1885,12 +1696,6 @@
         </w:tc>
       </w:tr>
       <w:tr>
-        <w:tblPrEx>
-          <w:tblCellMar>
-            <w:top w:w="0" w:type="dxa"/>
-            <w:bottom w:w="0" w:type="dxa"/>
-          </w:tblCellMar>
-        </w:tblPrEx>
         <w:tc>
           <w:tcPr>
             <w:tcW w:w="3200" w:type="dxa"/>
@@ -1935,12 +1740,6 @@
         </w:tc>
       </w:tr>
       <w:tr>
-        <w:tblPrEx>
-          <w:tblCellMar>
-            <w:top w:w="0" w:type="dxa"/>
-            <w:bottom w:w="0" w:type="dxa"/>
-          </w:tblCellMar>
-        </w:tblPrEx>
         <w:tc>
           <w:tcPr>
             <w:tcW w:w="3200" w:type="dxa"/>
@@ -1979,34 +1778,12 @@
                 <w:sz w:val="19"/>
                 <w:szCs w:val="19"/>
               </w:rPr>
-              <w:t xml:space="preserve">Continuous updates to README/docs as each module </w:t>
-            </w:r>
-            <w:proofErr w:type="gramStart"/>
-            <w:r>
-              <w:rPr>
-                <w:sz w:val="19"/>
-                <w:szCs w:val="19"/>
-              </w:rPr>
-              <w:t>is</w:t>
-            </w:r>
-            <w:proofErr w:type="gramEnd"/>
-            <w:r>
-              <w:rPr>
-                <w:sz w:val="19"/>
-                <w:szCs w:val="19"/>
-              </w:rPr>
-              <w:t xml:space="preserve"> completed</w:t>
+              <w:t>Continuous updates to README/docs as each module is completed</w:t>
             </w:r>
           </w:p>
         </w:tc>
       </w:tr>
       <w:tr>
-        <w:tblPrEx>
-          <w:tblCellMar>
-            <w:top w:w="0" w:type="dxa"/>
-            <w:bottom w:w="0" w:type="dxa"/>
-          </w:tblCellMar>
-        </w:tblPrEx>
         <w:tc>
           <w:tcPr>
             <w:tcW w:w="3200" w:type="dxa"/>
@@ -2051,12 +1828,6 @@
         </w:tc>
       </w:tr>
       <w:tr>
-        <w:tblPrEx>
-          <w:tblCellMar>
-            <w:top w:w="0" w:type="dxa"/>
-            <w:bottom w:w="0" w:type="dxa"/>
-          </w:tblCellMar>
-        </w:tblPrEx>
         <w:tc>
           <w:tcPr>
             <w:tcW w:w="3200" w:type="dxa"/>
@@ -2101,6 +1872,28 @@
         </w:tc>
       </w:tr>
     </w:tbl>
+    <w:p>
+      <w:pPr>
+        <w:pStyle w:val="Heading1"/>
+        <w:spacing w:before="300" w:after="150"/>
+        <w:rPr>
+          <w:b/>
+          <w:bCs/>
+          <w:color w:val="000000"/>
+        </w:rPr>
+      </w:pPr>
+    </w:p>
+    <w:p>
+      <w:pPr>
+        <w:pStyle w:val="Heading1"/>
+        <w:spacing w:before="300" w:after="150"/>
+        <w:rPr>
+          <w:b/>
+          <w:bCs/>
+          <w:color w:val="000000"/>
+        </w:rPr>
+      </w:pPr>
+    </w:p>
     <w:p>
       <w:pPr>
         <w:pStyle w:val="Heading1"/>
@@ -2125,6 +1918,11 @@
       <w:pPr>
         <w:pStyle w:val="Heading1"/>
         <w:spacing w:before="300" w:after="150"/>
+        <w:rPr>
+          <w:b/>
+          <w:bCs/>
+          <w:color w:val="000000"/>
+        </w:rPr>
       </w:pPr>
     </w:p>
     <w:tbl>
@@ -2148,12 +1946,6 @@
         <w:gridCol w:w="9500"/>
       </w:tblGrid>
       <w:tr>
-        <w:tblPrEx>
-          <w:tblCellMar>
-            <w:top w:w="0" w:type="dxa"/>
-            <w:bottom w:w="0" w:type="dxa"/>
-          </w:tblCellMar>
-        </w:tblPrEx>
         <w:tc>
           <w:tcPr>
             <w:tcW w:w="0" w:type="auto"/>
@@ -2250,7 +2042,25 @@
                 <w:sz w:val="18"/>
                 <w:szCs w:val="18"/>
               </w:rPr>
-              <w:t>-b-  student-c-</w:t>
+              <w:t>-b</w:t>
+            </w:r>
+            <w:proofErr w:type="gramStart"/>
+            <w:r>
+              <w:rPr>
+                <w:rFonts w:ascii="Consolas" w:eastAsia="Consolas" w:hAnsi="Consolas" w:cs="Consolas"/>
+                <w:sz w:val="18"/>
+                <w:szCs w:val="18"/>
+              </w:rPr>
+              <w:t>-  student</w:t>
+            </w:r>
+            <w:proofErr w:type="gramEnd"/>
+            <w:r>
+              <w:rPr>
+                <w:rFonts w:ascii="Consolas" w:eastAsia="Consolas" w:hAnsi="Consolas" w:cs="Consolas"/>
+                <w:sz w:val="18"/>
+                <w:szCs w:val="18"/>
+              </w:rPr>
+              <w:t>-c-</w:t>
             </w:r>
           </w:p>
           <w:p>
@@ -2403,12 +2213,6 @@
         <w:gridCol w:w="9500"/>
       </w:tblGrid>
       <w:tr>
-        <w:tblPrEx>
-          <w:tblCellMar>
-            <w:top w:w="0" w:type="dxa"/>
-            <w:bottom w:w="0" w:type="dxa"/>
-          </w:tblCellMar>
-        </w:tblPrEx>
         <w:tc>
           <w:tcPr>
             <w:tcW w:w="0" w:type="auto"/>
@@ -2659,7 +2463,7 @@
 </file>
 
 <file path=word/numbering.xml><?xml version="1.0" encoding="utf-8"?>
-<w:numbering xmlns:wpc="http://schemas.microsoft.com/office/word/2010/wordprocessingCanvas" xmlns:cx="http://schemas.microsoft.com/office/drawing/2014/chartex" xmlns:cx1="http://schemas.microsoft.com/office/drawing/2015/9/8/chartex" xmlns:cx2="http://schemas.microsoft.com/office/drawing/2015/10/21/chartex" xmlns:cx3="http://schemas.microsoft.com/office/drawing/2016/5/9/chartex" xmlns:cx4="http://schemas.microsoft.com/office/drawing/2016/5/10/chartex" xmlns:cx5="http://schemas.microsoft.com/office/drawing/2016/5/11/chartex" xmlns:cx6="http://schemas.microsoft.com/office/drawing/2016/5/12/chartex" xmlns:cx7="http://schemas.microsoft.com/office/drawing/2016/5/13/chartex" xmlns:cx8="http://schemas.microsoft.com/office/drawing/2016/5/14/chartex" xmlns:mc="http://schemas.openxmlformats.org/markup-compatibility/2006" xmlns:aink="http://schemas.microsoft.com/office/drawing/2016/ink" xmlns:am3d="http://schemas.microsoft.com/office/drawing/2017/model3d" xmlns:o="urn:schemas-microsoft-com:office:office" xmlns:oel="http://schemas.microsoft.com/office/2019/extlst" xmlns:r="http://schemas.openxmlformats.org/officeDocument/2006/relationships" xmlns:m="http://schemas.openxmlformats.org/officeDocument/2006/math" xmlns:v="urn:schemas-microsoft-com:vml" xmlns:wp14="http://schemas.microsoft.com/office/word/2010/wordprocessingDrawing" xmlns:wp="http://schemas.openxmlformats.org/drawingml/2006/wordprocessingDrawing" xmlns:w10="urn:schemas-microsoft-com:office:word" xmlns:w="http://schemas.openxmlformats.org/wordprocessingml/2006/main" xmlns:w14="http://schemas.microsoft.com/office/word/2010/wordml" xmlns:w15="http://schemas.microsoft.com/office/word/2012/wordml" xmlns:w16cex="http://schemas.microsoft.com/office/word/2018/wordml/cex" xmlns:w16cid="http://schemas.microsoft.com/office/word/2016/wordml/cid" xmlns:w16="http://schemas.microsoft.com/office/word/2018/wordml" xmlns:w16du="http://schemas.microsoft.com/office/word/2023/wordml/word16du" xmlns:w16sdtdh="http://schemas.microsoft.com/office/word/2020/wordml/sdtdatahash" xmlns:w16se="http://schemas.microsoft.com/office/word/2015/wordml/symex" xmlns:wpg="http://schemas.microsoft.com/office/word/2010/wordprocessingGroup" xmlns:wpi="http://schemas.microsoft.com/office/word/2010/wordprocessingInk" xmlns:wne="http://schemas.microsoft.com/office/word/2006/wordml" xmlns:wps="http://schemas.microsoft.com/office/word/2010/wordprocessingShape" mc:Ignorable="w14 w15 w16se w16cid w16 w16cex w16sdtdh w16du wp14">
+<w:numbering xmlns:wpc="http://schemas.microsoft.com/office/word/2010/wordprocessingCanvas" xmlns:cx="http://schemas.microsoft.com/office/drawing/2014/chartex" xmlns:cx1="http://schemas.microsoft.com/office/drawing/2015/9/8/chartex" xmlns:cx2="http://schemas.microsoft.com/office/drawing/2015/10/21/chartex" xmlns:cx3="http://schemas.microsoft.com/office/drawing/2016/5/9/chartex" xmlns:cx4="http://schemas.microsoft.com/office/drawing/2016/5/10/chartex" xmlns:cx5="http://schemas.microsoft.com/office/drawing/2016/5/11/chartex" xmlns:cx6="http://schemas.microsoft.com/office/drawing/2016/5/12/chartex" xmlns:cx7="http://schemas.microsoft.com/office/drawing/2016/5/13/chartex" xmlns:cx8="http://schemas.microsoft.com/office/drawing/2016/5/14/chartex" xmlns:mc="http://schemas.openxmlformats.org/markup-compatibility/2006" xmlns:aink="http://schemas.microsoft.com/office/drawing/2016/ink" xmlns:am3d="http://schemas.microsoft.com/office/drawing/2017/model3d" xmlns:o="urn:schemas-microsoft-com:office:office" xmlns:oel="http://schemas.microsoft.com/office/2019/extlst" xmlns:r="http://schemas.openxmlformats.org/officeDocument/2006/relationships" xmlns:m="http://schemas.openxmlformats.org/officeDocument/2006/math" xmlns:v="urn:schemas-microsoft-com:vml" xmlns:wp14="http://schemas.microsoft.com/office/word/2010/wordprocessingDrawing" xmlns:wp="http://schemas.openxmlformats.org/drawingml/2006/wordprocessingDrawing" xmlns:w10="urn:schemas-microsoft-com:office:word" xmlns:w="http://schemas.openxmlformats.org/wordprocessingml/2006/main" xmlns:w14="http://schemas.microsoft.com/office/word/2010/wordml" xmlns:w15="http://schemas.microsoft.com/office/word/2012/wordml" xmlns:w16cex="http://schemas.microsoft.com/office/word/2018/wordml/cex" xmlns:w16cid="http://schemas.microsoft.com/office/word/2016/wordml/cid" xmlns:w16="http://schemas.microsoft.com/office/word/2018/wordml" xmlns:w16du="http://schemas.microsoft.com/office/word/2023/wordml/word16du" xmlns:w16sdtdh="http://schemas.microsoft.com/office/word/2020/wordml/sdtdatahash" xmlns:w16sdtfl="http://schemas.microsoft.com/office/word/2024/wordml/sdtformatlock" xmlns:w16se="http://schemas.microsoft.com/office/word/2015/wordml/symex" xmlns:wpg="http://schemas.microsoft.com/office/word/2010/wordprocessingGroup" xmlns:wpi="http://schemas.microsoft.com/office/word/2010/wordprocessingInk" xmlns:wne="http://schemas.microsoft.com/office/word/2006/wordml" xmlns:wps="http://schemas.microsoft.com/office/word/2010/wordprocessingShape" mc:Ignorable="w14 w15 w16se w16cid w16 w16cex w16sdtdh w16sdtfl w16du wp14">
   <w:abstractNum w:abstractNumId="0" w15:restartNumberingAfterBreak="0">
     <w:nsid w:val="1F233FA6"/>
     <w:multiLevelType w:val="hybridMultilevel"/>
@@ -2756,7 +2560,7 @@
 </file>
 
 <file path=word/styles.xml><?xml version="1.0" encoding="utf-8"?>
-<w:styles xmlns:mc="http://schemas.openxmlformats.org/markup-compatibility/2006" xmlns:r="http://schemas.openxmlformats.org/officeDocument/2006/relationships" xmlns:w="http://schemas.openxmlformats.org/wordprocessingml/2006/main" xmlns:w14="http://schemas.microsoft.com/office/word/2010/wordml" xmlns:w15="http://schemas.microsoft.com/office/word/2012/wordml" xmlns:w16cex="http://schemas.microsoft.com/office/word/2018/wordml/cex" xmlns:w16cid="http://schemas.microsoft.com/office/word/2016/wordml/cid" xmlns:w16="http://schemas.microsoft.com/office/word/2018/wordml" xmlns:w16du="http://schemas.microsoft.com/office/word/2023/wordml/word16du" xmlns:w16sdtdh="http://schemas.microsoft.com/office/word/2020/wordml/sdtdatahash" xmlns:w16se="http://schemas.microsoft.com/office/word/2015/wordml/symex" mc:Ignorable="w14 w15 w16se w16cid w16 w16cex w16sdtdh w16du">
+<w:styles xmlns:mc="http://schemas.openxmlformats.org/markup-compatibility/2006" xmlns:r="http://schemas.openxmlformats.org/officeDocument/2006/relationships" xmlns:w="http://schemas.openxmlformats.org/wordprocessingml/2006/main" xmlns:w14="http://schemas.microsoft.com/office/word/2010/wordml" xmlns:w15="http://schemas.microsoft.com/office/word/2012/wordml" xmlns:w16cex="http://schemas.microsoft.com/office/word/2018/wordml/cex" xmlns:w16cid="http://schemas.microsoft.com/office/word/2016/wordml/cid" xmlns:w16="http://schemas.microsoft.com/office/word/2018/wordml" xmlns:w16du="http://schemas.microsoft.com/office/word/2023/wordml/word16du" xmlns:w16sdtdh="http://schemas.microsoft.com/office/word/2020/wordml/sdtdatahash" xmlns:w16sdtfl="http://schemas.microsoft.com/office/word/2024/wordml/sdtformatlock" xmlns:w16se="http://schemas.microsoft.com/office/word/2015/wordml/symex" mc:Ignorable="w14 w15 w16se w16cid w16 w16cex w16sdtdh w16sdtfl w16du">
   <w:docDefaults>
     <w:rPrDefault>
       <w:rPr>
